--- a/Volume 1/Chapter 07 - Networking Basics/SPA_Vol1_Ch7_Lesson7_5a_HTTP_Requests_EXTENDED.docx
+++ b/Volume 1/Chapter 07 - Networking Basics/SPA_Vol1_Ch7_Lesson7_5a_HTTP_Requests_EXTENDED.docx
@@ -982,6 +982,121 @@
         <w:pStyle w:val="Heading3"/>
       </w:pPr>
       <w:r>
+        <w:t>Windows PowerShell Rust Project Setup</w:t>
+      </w:r>
+    </w:p>
+    <w:p>
+      <w:pPr>
+        <w:keepNext/>
+      </w:pPr>
+      <w:r>
+        <w:t>Next, let cargo create the Rust project, as in Lesson 6.0a. Remember, cargo init .\rust writes Cargo.toml and a starter program, src\main.rs, and cargo add pins each crate under [dependencies] at an exact version; --no-default-features keeps only the features you list. These are Lesson 6.0a's crates, at the same versions and features. cargo add also writes a Cargo.lock, which the Copy Setup below replaces with Lesson 6.0a's.</w:t>
+      </w:r>
+    </w:p>
+    <w:p>
+      <w:pPr>
+        <w:keepNext/>
+      </w:pPr>
+    </w:p>
+    <w:p>
+      <w:pPr>
+        <w:pStyle w:val="CommandBlock"/>
+        <w:keepNext/>
+      </w:pPr>
+      <w:r>
+        <w:t>cargo init .\rust --name http_requests --vcs none</w:t>
+      </w:r>
+    </w:p>
+    <w:p>
+      <w:pPr>
+        <w:pStyle w:val="CommandBlock"/>
+        <w:keepNext/>
+      </w:pPr>
+      <w:r>
+        <w:t>cargo add --manifest-path .\rust\Cargo.toml axum@=0.8.9 `</w:t>
+      </w:r>
+    </w:p>
+    <w:p>
+      <w:pPr>
+        <w:pStyle w:val="CommandBlock"/>
+        <w:keepNext/>
+      </w:pPr>
+      <w:r>
+        <w:t xml:space="preserve">    --no-default-features --features http1,tokio</w:t>
+      </w:r>
+    </w:p>
+    <w:p>
+      <w:pPr>
+        <w:pStyle w:val="CommandBlock"/>
+        <w:keepNext/>
+      </w:pPr>
+      <w:r>
+        <w:t>cargo add --manifest-path .\rust\Cargo.toml axum-server@=0.8.0 `</w:t>
+      </w:r>
+    </w:p>
+    <w:p>
+      <w:pPr>
+        <w:pStyle w:val="CommandBlock"/>
+        <w:keepNext/>
+      </w:pPr>
+      <w:r>
+        <w:t xml:space="preserve">    --features tls-rustls-no-provider</w:t>
+      </w:r>
+    </w:p>
+    <w:p>
+      <w:pPr>
+        <w:pStyle w:val="CommandBlock"/>
+        <w:keepNext/>
+      </w:pPr>
+      <w:r>
+        <w:t>cargo add --manifest-path .\rust\Cargo.toml rustls@=0.23.45 `</w:t>
+      </w:r>
+    </w:p>
+    <w:p>
+      <w:pPr>
+        <w:pStyle w:val="CommandBlock"/>
+        <w:keepNext/>
+      </w:pPr>
+      <w:r>
+        <w:t xml:space="preserve">    --no-default-features --features ring,std,tls12</w:t>
+      </w:r>
+    </w:p>
+    <w:p>
+      <w:pPr>
+        <w:pStyle w:val="CommandBlock"/>
+        <w:keepNext/>
+      </w:pPr>
+      <w:r>
+        <w:t>cargo add --manifest-path .\rust\Cargo.toml tokio@=1.53.1 `</w:t>
+      </w:r>
+    </w:p>
+    <w:p>
+      <w:pPr>
+        <w:pStyle w:val="CommandBlock"/>
+        <w:keepNext/>
+      </w:pPr>
+      <w:r>
+        <w:t xml:space="preserve">    --features macros,rt-multi-thread</w:t>
+      </w:r>
+    </w:p>
+    <w:p>
+      <w:pPr>
+        <w:pStyle w:val="CommandBlock"/>
+      </w:pPr>
+      <w:r>
+        <w:t>cargo add --manifest-path .\rust\Cargo.toml ureq@=3.4.2</w:t>
+      </w:r>
+    </w:p>
+    <w:p>
+      <w:pPr>
+        <w:keepNext/>
+      </w:pPr>
+    </w:p>
+    <w:p>
+      <w:pPr>
+        <w:pStyle w:val="Heading3"/>
+      </w:pPr>
+      <w:r>
         <w:t>Windows PowerShell Lesson 6.0a Copy Setup</w:t>
       </w:r>
     </w:p>
@@ -990,7 +1105,7 @@
         <w:keepNext/>
       </w:pPr>
       <w:r>
-        <w:t>Still in lesson-7.5-extended, copy what Lesson 6.0a already holds, unchanged: the certificates and .gitignore, each language's Production-Minded server, and Rust's Cargo.lock. Remember, Copy-Item -Recurse copies a folder with everything in it. This lesson uses the same crates as Lesson 6.0a, so its Cargo.lock fits them (Lesson 6.4a).</w:t>
+        <w:t>Still in lesson-7.5-extended, copy what Lesson 6.0a already holds, unchanged: the certificates and .gitignore, each language's Production-Minded server, and Rust's Cargo.lock, which replaces the one cargo add wrote. Remember, Copy-Item -Recurse copies a folder with everything in it. This lesson uses the same crates as Lesson 6.0a, so its Cargo.lock fits them (Lesson 6.4a).</w:t>
       </w:r>
     </w:p>
     <w:p>
@@ -1152,10 +1267,10 @@
         <w:keepNext/>
       </w:pPr>
       <w:r>
-        <w:t>Save each file from this lesson into the matching path in the project layout. As in Chapter 1, notepad .\rust\Cargo.toml creates and opens one: choose Yes, type the file, save it with Ctrl+S, and close Notepad. Then cargo fetch downloads the crates Cargo.lock records, if Cargo's cache does not already hold them, and writes this project's name, http_requests, into Cargo.lock in place of api_setup; never edit it by hand. Assembly uses the MSYS2 packages Lesson 6.0 installed, Erlang needs nothing, because inet</w:t>
-      </w:r>
-      <w:r>
-        <w:t>s and ssl come with Erlang/OTP, and Solidity needs only anvil and cast, so forge-std is not installed.</w:t>
+        <w:t xml:space="preserve">cargo fetch downloads the crates Cargo.lock records, if Cargo's cache does not already hold them, and writes this project's name, http_requests, into Cargo.lock in place of api_setup; never edit it by hand. This lesson's programs live in src\bin, so Remove-Item deletes the starter main.rs after the fetch, which needs a program to read. Assembly uses the MSYS2 packages Lesson 6.0 installed, Erlang needs nothing, because inets and ssl come with Erlang/OTP, and Solidity needs only anvil and cast, so forge-std </w:t>
+      </w:r>
+      <w:r>
+        <w:t>is not installed.</w:t>
       </w:r>
     </w:p>
     <w:p>
@@ -1166,6 +1281,7 @@
     <w:p>
       <w:pPr>
         <w:pStyle w:val="CommandBlock"/>
+        <w:keepNext/>
       </w:pPr>
       <w:r>
         <w:t>cargo fetch --manifest-path .\rust\Cargo.toml</w:t>
@@ -1173,6 +1289,24 @@
     </w:p>
     <w:p>
       <w:pPr>
+        <w:pStyle w:val="CommandBlock"/>
+      </w:pPr>
+      <w:r>
+        <w:t>Remove-Item .\rust\src\main.rs</w:t>
+      </w:r>
+    </w:p>
+    <w:p>
+      <w:pPr>
+        <w:keepNext/>
+      </w:pPr>
+    </w:p>
+    <w:p>
+      <w:r>
+        <w:t>You save each source file in its language's section below, as each is shown. As in Chapter 1, notepad .\rust\src\lib.rs creates and opens one: choose Yes, type the file, save it with Ctrl+S, and close Notepad.</w:t>
+      </w:r>
+    </w:p>
+    <w:p>
+      <w:pPr>
         <w:keepNext/>
       </w:pPr>
     </w:p>
@@ -1278,7 +1412,7 @@
         <w:keepNext/>
       </w:pPr>
       <w:r>
-        <w:t>Save each file from this lesson into the matching path in the project layout before cargo fetch runs. As in Chapter 1, nano ./rust/Cargo.toml creates and opens one: type the file, then save and close it with Ctrl+O, Enter, then Ctrl+X. The Linux commands leave out the assembly folder, because Linux Assembly is deferred.</w:t>
+        <w:t>Create the Rust project with the same commands as on Windows, before the copies, so Lesson 6.0a's Cargo.lock replaces the one cargo add wrote; rm deletes the starter main.rs after cargo fetch. The Linux commands leave out the assembly folder, because Linux Assembly is deferred.</w:t>
       </w:r>
     </w:p>
     <w:p>
@@ -1307,7 +1441,86 @@
     <w:p>
       <w:pPr>
         <w:pStyle w:val="CommandBlock"/>
-        <w:keepNext/>
+      </w:pPr>
+      <w:r>
+        <w:t>cargo init ./rust --name http_requests --vcs none</w:t>
+      </w:r>
+    </w:p>
+    <w:p>
+      <w:pPr>
+        <w:pStyle w:val="CommandBlock"/>
+      </w:pPr>
+      <w:r>
+        <w:t>cargo add --manifest-path ./rust/Cargo.toml axum@=0.8.9 \</w:t>
+      </w:r>
+    </w:p>
+    <w:p>
+      <w:pPr>
+        <w:pStyle w:val="CommandBlock"/>
+      </w:pPr>
+      <w:r>
+        <w:t xml:space="preserve">    --no-default-features --features http1,tokio</w:t>
+      </w:r>
+    </w:p>
+    <w:p>
+      <w:pPr>
+        <w:pStyle w:val="CommandBlock"/>
+      </w:pPr>
+      <w:r>
+        <w:t>cargo add --manifest-path ./rust/Cargo.toml axum-server@=0.8.0 \</w:t>
+      </w:r>
+    </w:p>
+    <w:p>
+      <w:pPr>
+        <w:pStyle w:val="CommandBlock"/>
+      </w:pPr>
+      <w:r>
+        <w:t xml:space="preserve">    --features tls-rustls-no-provider</w:t>
+      </w:r>
+    </w:p>
+    <w:p>
+      <w:pPr>
+        <w:pStyle w:val="CommandBlock"/>
+      </w:pPr>
+      <w:r>
+        <w:t>cargo add --manifest-path ./rust/Cargo.toml rustls@=0.23.45 \</w:t>
+      </w:r>
+    </w:p>
+    <w:p>
+      <w:pPr>
+        <w:pStyle w:val="CommandBlock"/>
+      </w:pPr>
+      <w:r>
+        <w:t xml:space="preserve">    --no-default-features --features ring,std,tls12</w:t>
+      </w:r>
+    </w:p>
+    <w:p>
+      <w:pPr>
+        <w:pStyle w:val="CommandBlock"/>
+      </w:pPr>
+      <w:r>
+        <w:t>cargo add --manifest-path ./rust/Cargo.toml tokio@=1.53.1 \</w:t>
+      </w:r>
+    </w:p>
+    <w:p>
+      <w:pPr>
+        <w:pStyle w:val="CommandBlock"/>
+      </w:pPr>
+      <w:r>
+        <w:t xml:space="preserve">    --features macros,rt-multi-thread</w:t>
+      </w:r>
+    </w:p>
+    <w:p>
+      <w:pPr>
+        <w:pStyle w:val="CommandBlock"/>
+      </w:pPr>
+      <w:r>
+        <w:t>cargo add --manifest-path ./rust/Cargo.toml ureq@=3.4.2</w:t>
+      </w:r>
+    </w:p>
+    <w:p>
+      <w:pPr>
+        <w:pStyle w:val="CommandBlock"/>
       </w:pPr>
       <w:r>
         <w:t>cp -R ../lesson-6.0-extended/certs ../lesson-6.0-extended/.gitignore .</w:t>
@@ -1316,7 +1529,6 @@
     <w:p>
       <w:pPr>
         <w:pStyle w:val="CommandBlock"/>
-        <w:keepNext/>
       </w:pPr>
       <w:r>
         <w:t>cp ../lesson-6.0-extended/rust/src/bin/server.rs ./rust/src/bin</w:t>
@@ -1325,7 +1537,6 @@
     <w:p>
       <w:pPr>
         <w:pStyle w:val="CommandBlock"/>
-        <w:keepNext/>
       </w:pPr>
       <w:r>
         <w:t>cp ../lesson-6.0-extended/rust/Cargo.lock ./rust</w:t>
@@ -1343,6 +1554,7 @@
     <w:p>
       <w:pPr>
         <w:pStyle w:val="CommandBlock"/>
+        <w:keepNext/>
       </w:pPr>
       <w:r>
         <w:t>cargo fetch --manifest-path ./rust/Cargo.toml</w:t>
@@ -1350,6 +1562,24 @@
     </w:p>
     <w:p>
       <w:pPr>
+        <w:pStyle w:val="CommandBlock"/>
+      </w:pPr>
+      <w:r>
+        <w:t>rm ./rust/src/main.rs</w:t>
+      </w:r>
+    </w:p>
+    <w:p>
+      <w:pPr>
+        <w:keepNext/>
+      </w:pPr>
+    </w:p>
+    <w:p>
+      <w:r>
+        <w:t>You save each source file in its language's section below, as each is shown. As in Chapter 1, nano ./rust/src/lib.rs creates and opens one: type the file, then save and close it with Ctrl+O, Enter, then Ctrl+X.</w:t>
+      </w:r>
+    </w:p>
+    <w:p>
+      <w:pPr>
         <w:keepNext/>
       </w:pPr>
     </w:p>
@@ -15403,7 +15633,10 @@
     </w:p>
     <w:p>
       <w:r>
-        <w:t>Cargo.toml names this lesson's package, http_requests, with edition 2024, and pins Lesson 6.0a's crates at the same exact versions and features, so the copied Cargo.lock fits them; .\rust\src\lib.rs makes the project a library too. Cargo.lock is not printed: the Copy Setup copies Lesson 6.0a's, and cargo fetch gives it this project's name.</w:t>
+        <w:t>Cargo.toml is the file the setup commands wrote, shown here so you can check yours. The comments are the course's notes on each line; cargo add writes the same names, versions, and features without them, and its blank lines and layout may differ. Cargo.toml names this lesson's package, http_requests, with edition 2024, and pins Lesson 6.0a's crates at the same exact versions and features, so the copied Cargo.lock fits them; .\rust\src\lib.rs makes the project a library too. Cargo.lock is not printed: the Co</w:t>
+      </w:r>
+      <w:r>
+        <w:t>py Setup copies Lesson 6.0a's, and cargo fetch gives it this project's name.</w:t>
       </w:r>
     </w:p>
     <w:p>
@@ -17123,31 +17356,31 @@
       </w:rPr>
     </w:lvl>
   </w:abstractNum>
-  <w:num w:numId="1" w16cid:durableId="1800297431">
+  <w:num w:numId="1" w16cid:durableId="669062162">
     <w:abstractNumId w:val="8"/>
   </w:num>
-  <w:num w:numId="2" w16cid:durableId="1019816562">
+  <w:num w:numId="2" w16cid:durableId="1283073100">
     <w:abstractNumId w:val="6"/>
   </w:num>
-  <w:num w:numId="3" w16cid:durableId="354042396">
+  <w:num w:numId="3" w16cid:durableId="236399790">
     <w:abstractNumId w:val="5"/>
   </w:num>
-  <w:num w:numId="4" w16cid:durableId="615913929">
+  <w:num w:numId="4" w16cid:durableId="1212424534">
     <w:abstractNumId w:val="4"/>
   </w:num>
-  <w:num w:numId="5" w16cid:durableId="1214537291">
+  <w:num w:numId="5" w16cid:durableId="119349862">
     <w:abstractNumId w:val="7"/>
   </w:num>
-  <w:num w:numId="6" w16cid:durableId="239557800">
+  <w:num w:numId="6" w16cid:durableId="116682973">
     <w:abstractNumId w:val="3"/>
   </w:num>
-  <w:num w:numId="7" w16cid:durableId="1657761482">
+  <w:num w:numId="7" w16cid:durableId="1558976437">
     <w:abstractNumId w:val="2"/>
   </w:num>
-  <w:num w:numId="8" w16cid:durableId="2108843250">
+  <w:num w:numId="8" w16cid:durableId="1473325630">
     <w:abstractNumId w:val="1"/>
   </w:num>
-  <w:num w:numId="9" w16cid:durableId="999312181">
+  <w:num w:numId="9" w16cid:durableId="2030912851">
     <w:abstractNumId w:val="0"/>
   </w:num>
 </w:numbering>

--- a/Volume 1/Chapter 07 - Networking Basics/SPA_Vol1_Ch7_Lesson7_5a_HTTP_Requests_EXTENDED.docx
+++ b/Volume 1/Chapter 07 - Networking Basics/SPA_Vol1_Ch7_Lesson7_5a_HTTP_Requests_EXTENDED.docx
@@ -618,6 +618,7 @@
         <w:pStyle w:val="ListBullet"/>
       </w:pPr>
       <w:r>
+        <w:lastRenderedPageBreak/>
         <w:t>The Basic program sends GET https://127.0.0.1:8765/api/v1/health once, trusting .\certs\spa-ca.pem only, reads the answer to its end, and prints Request, Host, Port, Protocol (https and the HTTP version the library shows: HTTP/1.1), Result: status 200, and Elapsed in whole milliseconds.</w:t>
       </w:r>
     </w:p>
@@ -3405,10 +3406,10 @@
     </w:p>
     <w:p>
       <w:r>
-        <w:t>The Production-Minded program sends its requests with Lesson 6.4a's send_request, which now lives in the api_client module: api_client.inc holds the constants and the ApiResponse record's offsets, and api_client.asm holds Lesson 6.4a's functions, unchanged, with short reminders. http_requests.asm adds print_destination, which reads the host, the port, and the scheme from each URL with libcurl's URL API, and print_request_summary, which prints one request's summary and returns 1 in eax when the server answer</w:t>
-      </w:r>
-      <w:r>
-        <w:t>ed.</w:t>
+        <w:t>The Production-Minded program sends its requests with Lesson 6.4a's send_request, which now lives in the api_client module: api_client.inc holds the constants and the ApiResponse record's offsets, and api_client.asm holds Lesson 6.4a's functions, unchanged, with short reminders. http_requests.asm adds print_destination, which reads the host, the port, and the scheme from each URL with libcurl's URL API, and print_request_summary, which prints one request's summary and returns 1 in eax when a status came bac</w:t>
+      </w:r>
+      <w:r>
+        <w:t>k.</w:t>
       </w:r>
     </w:p>
     <w:p>
@@ -4520,15 +4521,15 @@
         <w:pStyle w:val="SourceCode"/>
       </w:pPr>
       <w:r>
-        <w:t>; line is kept without its 13, 10, and a blank or too-long line is</w:t>
-      </w:r>
-    </w:p>
-    <w:p>
-      <w:pPr>
-        <w:pStyle w:val="SourceCode"/>
-      </w:pPr>
-      <w:r>
-        <w:t>; skipped.</w:t>
+        <w:t>; line is kept without its 13, 10, and a blank or too-long line, or any</w:t>
+      </w:r>
+    </w:p>
+    <w:p>
+      <w:pPr>
+        <w:pStyle w:val="SourceCode"/>
+      </w:pPr>
+      <w:r>
+        <w:t>; line after HEADER_LIMIT lines are kept, is skipped.</w:t>
       </w:r>
     </w:p>
     <w:p>
@@ -5503,23 +5504,23 @@
         <w:pStyle w:val="SourceCode"/>
       </w:pPr>
       <w:r>
-        <w:t>; 4xx or 5xx is an answer like any other; only no answer at all gives</w:t>
-      </w:r>
-    </w:p>
-    <w:p>
-      <w:pPr>
-        <w:pStyle w:val="SourceCode"/>
-      </w:pPr>
-      <w:r>
-        <w:t>; status code 0, with two Error lines. Remember, the record to fill comes</w:t>
-      </w:r>
-    </w:p>
-    <w:p>
-      <w:pPr>
-        <w:pStyle w:val="SourceCode"/>
-      </w:pPr>
-      <w:r>
-        <w:t>; first, as a hidden value in rcx, and rax returns it (Lesson 6.4a).</w:t>
+        <w:t>; 4xx or 5xx is an answer like any other; no answer gives status code 0</w:t>
+      </w:r>
+    </w:p>
+    <w:p>
+      <w:pPr>
+        <w:pStyle w:val="SourceCode"/>
+      </w:pPr>
+      <w:r>
+        <w:t>; with two Error lines, and a body over BODY_SIZE gives status 0 with one.</w:t>
+      </w:r>
+    </w:p>
+    <w:p>
+      <w:pPr>
+        <w:pStyle w:val="SourceCode"/>
+      </w:pPr>
+      <w:r>
+        <w:t>; Remember, the record comes first, a hidden value in rcx; rax returns it.</w:t>
       </w:r>
     </w:p>
     <w:p>
@@ -6004,15 +6005,15 @@
         <w:pStyle w:val="SourceCode"/>
       </w:pPr>
       <w:r>
-        <w:t xml:space="preserve">    ; CURLOPT_HTTPGET clears the last request's body, CURLOPT_POSTFIELDS</w:t>
-      </w:r>
-    </w:p>
-    <w:p>
-      <w:pPr>
-        <w:pStyle w:val="SourceCode"/>
-      </w:pPr>
-      <w:r>
-        <w:t xml:space="preserve">    ; sets this one's, and CURLOPT_CUSTOMREQUEST names the method.</w:t>
+        <w:t xml:space="preserve">    ; HTTPGET clears the last request's body and POSTFIELDS sets this one's;</w:t>
+      </w:r>
+    </w:p>
+    <w:p>
+      <w:pPr>
+        <w:pStyle w:val="SourceCode"/>
+      </w:pPr>
+      <w:r>
+        <w:t xml:space="preserve">    ; CUSTOMREQUEST names the method; save_body and save_header fill the record.</w:t>
       </w:r>
     </w:p>
     <w:p>
@@ -7997,7 +7998,7 @@
         <w:pStyle w:val="SourceCode"/>
       </w:pPr>
       <w:r>
-        <w:t>;   out:     eax = 1 when the server answered, 0 when nothing answered</w:t>
+        <w:t>;   out:     eax = 1 when a status came back, 0 when the status is 0 (below)</w:t>
       </w:r>
     </w:p>
     <w:p>
@@ -8311,15 +8312,15 @@
         <w:pStyle w:val="SourceCode"/>
       </w:pPr>
       <w:r>
-        <w:t xml:space="preserve">    ; Status 0 means no answer, and failure says why (Lesson 6.4a).</w:t>
-      </w:r>
-    </w:p>
-    <w:p>
-      <w:pPr>
-        <w:pStyle w:val="SourceCode"/>
-      </w:pPr>
-      <w:r>
-        <w:t xml:space="preserve">    ; r13d keeps the answer for rax: 1 or 0.</w:t>
+        <w:t xml:space="preserve">    ; Status 0 means no answer, or a body over BODY_SIZE, and failure says</w:t>
+      </w:r>
+    </w:p>
+    <w:p>
+      <w:pPr>
+        <w:pStyle w:val="SourceCode"/>
+      </w:pPr>
+      <w:r>
+        <w:t xml:space="preserve">    ; why (Lesson 6.4a): "other" for the body. r13d keeps 1 or 0 for rax.</w:t>
       </w:r>
     </w:p>
     <w:p>
@@ -10082,10 +10083,10 @@
     </w:p>
     <w:p>
       <w:r>
-        <w:t>The Production-Minded program sends its requests with Lesson 6.4a's send_request, which now lives in .\rust\src\api_client.rs: the constants, ApiResponse, response_header, and send_request, unchanged apart from pub on what other files, such as http_requests.rs and the chapter project, may use. http_requests.rs adds default_port, print_destination, which reads the host, the port, and the scheme from each URL with Uri, and print_request_summary, which prints one request's summary and returns true when the ser</w:t>
-      </w:r>
-      <w:r>
-        <w:t>ver answered.</w:t>
+        <w:t>The Production-Minded program sends its requests with Lesson 6.4a's send_request, which now lives in .\rust\src\api_client.rs: the constants, ApiResponse, response_header, and send_request, unchanged apart from pub on what other files, such as http_requests.rs and the chapter project, may use. http_requests.rs adds default_port, print_destination, which reads the host, the port, and the scheme from each URL with Uri, and print_request_summary, which prints one request's summary and returns true when a statu</w:t>
+      </w:r>
+      <w:r>
+        <w:t>s came back.</w:t>
       </w:r>
     </w:p>
     <w:p>
@@ -10469,15 +10470,15 @@
         <w:pStyle w:val="SourceCode"/>
       </w:pPr>
       <w:r>
-        <w:t>// The kind of failure an error is: each ureq::Error variant is one kind</w:t>
-      </w:r>
-    </w:p>
-    <w:p>
-      <w:pPr>
-        <w:pStyle w:val="SourceCode"/>
-      </w:pPr>
-      <w:r>
-        <w:t>// of error, and an Io error carries a kind of its own (Lesson 6.4a).</w:t>
+        <w:t>// The kind of an error: each ureq::Error variant is one kind, if let tests</w:t>
+      </w:r>
+    </w:p>
+    <w:p>
+      <w:pPr>
+        <w:pStyle w:val="SourceCode"/>
+      </w:pPr>
+      <w:r>
+        <w:t>// one; Io's has its own, and rustls makes a refused certificate InvalidData.</w:t>
       </w:r>
     </w:p>
     <w:p>
@@ -10759,15 +10760,15 @@
         <w:pStyle w:val="SourceCode"/>
       </w:pPr>
       <w:r>
-        <w:t>// answer like any other; only no answer at all gives status_code 0, with</w:t>
-      </w:r>
-    </w:p>
-    <w:p>
-      <w:pPr>
-        <w:pStyle w:val="SourceCode"/>
-      </w:pPr>
-      <w:r>
-        <w:t>// two Error lines.</w:t>
+        <w:t>// answer like any other; no answer, or a body that cannot be read, gives</w:t>
+      </w:r>
+    </w:p>
+    <w:p>
+      <w:pPr>
+        <w:pStyle w:val="SourceCode"/>
+      </w:pPr>
+      <w:r>
+        <w:t>// status_code 0 after two Error lines.</w:t>
       </w:r>
     </w:p>
     <w:p>
@@ -11686,7 +11687,7 @@
         <w:pStyle w:val="SourceCode"/>
       </w:pPr>
       <w:r>
-        <w:t>// Returns true when the server answered, false when nothing answered.</w:t>
+        <w:t>// Returns true when a status came back, false when status_code is 0.</w:t>
       </w:r>
     </w:p>
     <w:p>
@@ -11768,7 +11769,7 @@
         <w:pStyle w:val="SourceCode"/>
       </w:pPr>
       <w:r>
-        <w:t xml:space="preserve">    // Status 0 means no answer, and failure says why (Lesson 6.4a).</w:t>
+        <w:t xml:space="preserve">    // Status 0: no answer or an unreadable body; failure says why (Lesson 6.4a).</w:t>
       </w:r>
     </w:p>
     <w:p>
@@ -13199,12 +13200,21 @@
         <w:pStyle w:val="SourceCode"/>
       </w:pPr>
       <w:r>
-        <w:t>% One answer from the server. status_code is 0 when there was no answer,</w:t>
-      </w:r>
-    </w:p>
-    <w:p>
-      <w:pPr>
-        <w:pStyle w:val="SourceCode"/>
+        <w:t>% One answer from the server. Remember, #api_response{...} makes a record</w:t>
+      </w:r>
+    </w:p>
+    <w:p>
+      <w:pPr>
+        <w:pStyle w:val="SourceCode"/>
+      </w:pPr>
+      <w:r>
+        <w:t>% and R#api_response.body reads a field. status_code 0 means no answer,</w:t>
+      </w:r>
+    </w:p>
+    <w:p>
+      <w:pPr>
+        <w:pStyle w:val="SourceCode"/>
+        <w:keepNext/>
       </w:pPr>
       <w:r>
         <w:t>% and failure then names why: "timeout", "refused", "certificate", or</w:t>
@@ -13216,16 +13226,7 @@
         <w:keepNext/>
       </w:pPr>
       <w:r>
-        <w:t>% "other"; it is "" when there was an answer. headers is a list of</w:t>
-      </w:r>
-    </w:p>
-    <w:p>
-      <w:pPr>
-        <w:pStyle w:val="SourceCode"/>
-        <w:keepNext/>
-      </w:pPr>
-      <w:r>
-        <w:t>% {Name, Value} pairs, with each name in lowercase.</w:t>
+        <w:t>% "other" ("" with an answer). headers: {Name, Value} pairs, lowercase.</w:t>
       </w:r>
     </w:p>
     <w:p>
@@ -17356,31 +17357,31 @@
       </w:rPr>
     </w:lvl>
   </w:abstractNum>
-  <w:num w:numId="1" w16cid:durableId="669062162">
+  <w:num w:numId="1" w16cid:durableId="1501850254">
     <w:abstractNumId w:val="8"/>
   </w:num>
-  <w:num w:numId="2" w16cid:durableId="1283073100">
+  <w:num w:numId="2" w16cid:durableId="341472755">
     <w:abstractNumId w:val="6"/>
   </w:num>
-  <w:num w:numId="3" w16cid:durableId="236399790">
+  <w:num w:numId="3" w16cid:durableId="1292249190">
     <w:abstractNumId w:val="5"/>
   </w:num>
-  <w:num w:numId="4" w16cid:durableId="1212424534">
+  <w:num w:numId="4" w16cid:durableId="1388146433">
     <w:abstractNumId w:val="4"/>
   </w:num>
-  <w:num w:numId="5" w16cid:durableId="119349862">
+  <w:num w:numId="5" w16cid:durableId="1901402751">
     <w:abstractNumId w:val="7"/>
   </w:num>
-  <w:num w:numId="6" w16cid:durableId="116682973">
+  <w:num w:numId="6" w16cid:durableId="1051927686">
     <w:abstractNumId w:val="3"/>
   </w:num>
-  <w:num w:numId="7" w16cid:durableId="1558976437">
+  <w:num w:numId="7" w16cid:durableId="1015040805">
     <w:abstractNumId w:val="2"/>
   </w:num>
-  <w:num w:numId="8" w16cid:durableId="1473325630">
+  <w:num w:numId="8" w16cid:durableId="128325271">
     <w:abstractNumId w:val="1"/>
   </w:num>
-  <w:num w:numId="9" w16cid:durableId="2030912851">
+  <w:num w:numId="9" w16cid:durableId="855847496">
     <w:abstractNumId w:val="0"/>
   </w:num>
 </w:numbering>
